--- a/素材/效果类项目素材/桂花乌龙茶/桂花乌龙茶资料包.docx
+++ b/素材/效果类项目素材/桂花乌龙茶/桂花乌龙茶资料包.docx
@@ -4,538 +4,575 @@
   <w:body>
     <w:p>
       <w:pPr>
-        <w:keepNext/>
-        <w:spacing w:after="80"/>
-        <w:jc w:val="left"/>
+        <w:pStyle w:val="Title"/>
       </w:pPr>
       <w:r>
-        <w:rPr>
-          <w:rFonts w:ascii="Microsoft YaHei" w:hAnsi="Microsoft YaHei" w:eastAsia="Microsoft YaHei"/>
-          <w:b/>
-          <w:color w:val="253247"/>
-          <w:sz w:val="42"/>
-        </w:rPr>
-        <w:t>桂花乌龙茶产品素材制作信息</w:t>
+        <w:t>桂花乌龙茶产品资料包</w:t>
       </w:r>
     </w:p>
     <w:p>
       <w:pPr>
-        <w:spacing w:after="240"/>
+        <w:pStyle w:val="DocumentSubtitle"/>
       </w:pPr>
       <w:r>
-        <w:rPr>
-          <w:rFonts w:ascii="Microsoft YaHei" w:hAnsi="Microsoft YaHei" w:eastAsia="Microsoft YaHei"/>
-          <w:b/>
-          <w:color w:val="C4552D"/>
-          <w:sz w:val="20"/>
-        </w:rPr>
         <w:t>效果类项目素材资料</w:t>
       </w:r>
     </w:p>
     <w:p>
       <w:pPr>
-        <w:spacing w:before="40" w:after="240" w:line="324" w:lineRule="auto"/>
-        <w:ind w:left="198" w:right="198"/>
-        <w:shd w:val="clear" w:color="auto" w:fill="FFF5EF"/>
+        <w:spacing w:after="180"/>
+      </w:pPr>
+      <w:r>
+        <w:t>本资料包只记录已确认的产品基础信息和可直接用于素材创意的卖点事实。Prompt 数量、片段时长、视觉风格、投放渠道和禁用元素在 Prompt 节点配置；画幅、分辨率和生成模型能力在视频渲染节点配置。</w:t>
+      </w:r>
+    </w:p>
+    <w:p>
+      <w:pPr>
+        <w:pStyle w:val="Heading1"/>
+      </w:pPr>
+      <w:r>
+        <w:t>产品基础信息</w:t>
+      </w:r>
+    </w:p>
+    <w:tbl>
+      <w:tblPr>
+        <w:tblW w:type="auto" w:w="0"/>
+        <w:tblLayout w:type="fixed"/>
+        <w:tblLook w:firstColumn="1" w:firstRow="1" w:lastColumn="0" w:lastRow="0" w:noHBand="0" w:noVBand="1" w:val="04A0"/>
+        <w:tblBorders>
+          <w:top w:val="single" w:sz="6" w:color="D9D9D9"/>
+          <w:left w:val="single" w:sz="6" w:color="D9D9D9"/>
+          <w:bottom w:val="single" w:sz="6" w:color="D9D9D9"/>
+          <w:right w:val="single" w:sz="6" w:color="D9D9D9"/>
+          <w:insideH w:val="single" w:sz="6" w:color="D9D9D9"/>
+          <w:insideV w:val="single" w:sz="6" w:color="D9D9D9"/>
+        </w:tblBorders>
+      </w:tblPr>
+      <w:tblGrid>
+        <w:gridCol w:w="4762"/>
+        <w:gridCol w:w="4762"/>
+      </w:tblGrid>
+      <w:tr>
+        <w:tc>
+          <w:tcPr>
+            <w:tcW w:type="dxa" w:w="1814"/>
+            <w:vAlign w:val="center"/>
+            <w:shd w:fill="EEF3F9"/>
+            <w:tcMar>
+              <w:top w:w="100" w:type="dxa"/>
+              <w:start w:w="120" w:type="dxa"/>
+              <w:bottom w:w="100" w:type="dxa"/>
+              <w:end w:w="120" w:type="dxa"/>
+            </w:tcMar>
+          </w:tcPr>
+          <w:p>
+            <w:pPr>
+              <w:spacing w:after="0"/>
+              <w:jc w:val="center"/>
+            </w:pPr>
+            <w:r>
+              <w:rPr>
+                <w:rFonts w:ascii="Microsoft YaHei" w:hAnsi="Microsoft YaHei" w:eastAsia="Microsoft YaHei"/>
+                <w:b/>
+                <w:color w:val="000000"/>
+                <w:sz w:val="20"/>
+              </w:rPr>
+              <w:t>产品品类</w:t>
+            </w:r>
+          </w:p>
+        </w:tc>
+        <w:tc>
+          <w:tcPr>
+            <w:tcW w:type="dxa" w:w="7483"/>
+            <w:vAlign w:val="center"/>
+            <w:tcMar>
+              <w:top w:w="100" w:type="dxa"/>
+              <w:start w:w="120" w:type="dxa"/>
+              <w:bottom w:w="100" w:type="dxa"/>
+              <w:end w:w="120" w:type="dxa"/>
+            </w:tcMar>
+          </w:tcPr>
+          <w:p>
+            <w:pPr>
+              <w:spacing w:after="0"/>
+            </w:pPr>
+            <w:r>
+              <w:rPr>
+                <w:rFonts w:ascii="Microsoft YaHei" w:hAnsi="Microsoft YaHei" w:eastAsia="Microsoft YaHei"/>
+                <w:b w:val="0"/>
+                <w:color w:val="000000"/>
+                <w:sz w:val="20"/>
+              </w:rPr>
+              <w:t>再加工茶</w:t>
+            </w:r>
+          </w:p>
+        </w:tc>
+      </w:tr>
+      <w:tr>
+        <w:tc>
+          <w:tcPr>
+            <w:tcW w:type="dxa" w:w="1814"/>
+            <w:vAlign w:val="center"/>
+            <w:shd w:fill="EEF3F9"/>
+            <w:tcMar>
+              <w:top w:w="100" w:type="dxa"/>
+              <w:start w:w="120" w:type="dxa"/>
+              <w:bottom w:w="100" w:type="dxa"/>
+              <w:end w:w="120" w:type="dxa"/>
+            </w:tcMar>
+          </w:tcPr>
+          <w:p>
+            <w:pPr>
+              <w:spacing w:after="0"/>
+              <w:jc w:val="center"/>
+            </w:pPr>
+            <w:r>
+              <w:rPr>
+                <w:rFonts w:ascii="Microsoft YaHei" w:hAnsi="Microsoft YaHei" w:eastAsia="Microsoft YaHei"/>
+                <w:b/>
+                <w:color w:val="000000"/>
+                <w:sz w:val="20"/>
+              </w:rPr>
+              <w:t>产品名称</w:t>
+            </w:r>
+          </w:p>
+        </w:tc>
+        <w:tc>
+          <w:tcPr>
+            <w:tcW w:type="dxa" w:w="7483"/>
+            <w:vAlign w:val="center"/>
+            <w:tcMar>
+              <w:top w:w="100" w:type="dxa"/>
+              <w:start w:w="120" w:type="dxa"/>
+              <w:bottom w:w="100" w:type="dxa"/>
+              <w:end w:w="120" w:type="dxa"/>
+            </w:tcMar>
+          </w:tcPr>
+          <w:p>
+            <w:pPr>
+              <w:spacing w:after="0"/>
+            </w:pPr>
+            <w:r>
+              <w:rPr>
+                <w:rFonts w:ascii="Microsoft YaHei" w:hAnsi="Microsoft YaHei" w:eastAsia="Microsoft YaHei"/>
+                <w:b w:val="0"/>
+                <w:color w:val="000000"/>
+                <w:sz w:val="20"/>
+              </w:rPr>
+              <w:t>桂花乌龙茶</w:t>
+            </w:r>
+          </w:p>
+        </w:tc>
+      </w:tr>
+      <w:tr>
+        <w:tc>
+          <w:tcPr>
+            <w:tcW w:type="dxa" w:w="1814"/>
+            <w:vAlign w:val="center"/>
+            <w:shd w:fill="EEF3F9"/>
+            <w:tcMar>
+              <w:top w:w="100" w:type="dxa"/>
+              <w:start w:w="120" w:type="dxa"/>
+              <w:bottom w:w="100" w:type="dxa"/>
+              <w:end w:w="120" w:type="dxa"/>
+            </w:tcMar>
+          </w:tcPr>
+          <w:p>
+            <w:pPr>
+              <w:spacing w:after="0"/>
+              <w:jc w:val="center"/>
+            </w:pPr>
+            <w:r>
+              <w:rPr>
+                <w:rFonts w:ascii="Microsoft YaHei" w:hAnsi="Microsoft YaHei" w:eastAsia="Microsoft YaHei"/>
+                <w:b/>
+                <w:color w:val="000000"/>
+                <w:sz w:val="20"/>
+              </w:rPr>
+              <w:t>核心规格</w:t>
+            </w:r>
+          </w:p>
+        </w:tc>
+        <w:tc>
+          <w:tcPr>
+            <w:tcW w:type="dxa" w:w="7483"/>
+            <w:vAlign w:val="center"/>
+            <w:tcMar>
+              <w:top w:w="100" w:type="dxa"/>
+              <w:start w:w="120" w:type="dxa"/>
+              <w:bottom w:w="100" w:type="dxa"/>
+              <w:end w:w="120" w:type="dxa"/>
+            </w:tcMar>
+          </w:tcPr>
+          <w:p>
+            <w:pPr>
+              <w:spacing w:after="0"/>
+            </w:pPr>
+            <w:r>
+              <w:rPr>
+                <w:rFonts w:ascii="Microsoft YaHei" w:hAnsi="Microsoft YaHei" w:eastAsia="Microsoft YaHei"/>
+                <w:b w:val="0"/>
+                <w:color w:val="000000"/>
+                <w:sz w:val="20"/>
+              </w:rPr>
+              <w:t>100g 罐装</w:t>
+            </w:r>
+          </w:p>
+        </w:tc>
+      </w:tr>
+      <w:tr>
+        <w:tc>
+          <w:tcPr>
+            <w:tcW w:type="dxa" w:w="1814"/>
+            <w:vAlign w:val="center"/>
+            <w:shd w:fill="EEF3F9"/>
+            <w:tcMar>
+              <w:top w:w="100" w:type="dxa"/>
+              <w:start w:w="120" w:type="dxa"/>
+              <w:bottom w:w="100" w:type="dxa"/>
+              <w:end w:w="120" w:type="dxa"/>
+            </w:tcMar>
+          </w:tcPr>
+          <w:p>
+            <w:pPr>
+              <w:spacing w:after="0"/>
+              <w:jc w:val="center"/>
+            </w:pPr>
+            <w:r>
+              <w:rPr>
+                <w:rFonts w:ascii="Microsoft YaHei" w:hAnsi="Microsoft YaHei" w:eastAsia="Microsoft YaHei"/>
+                <w:b/>
+                <w:color w:val="000000"/>
+                <w:sz w:val="20"/>
+              </w:rPr>
+              <w:t>价格带</w:t>
+            </w:r>
+          </w:p>
+        </w:tc>
+        <w:tc>
+          <w:tcPr>
+            <w:tcW w:type="dxa" w:w="7483"/>
+            <w:vAlign w:val="center"/>
+            <w:tcMar>
+              <w:top w:w="100" w:type="dxa"/>
+              <w:start w:w="120" w:type="dxa"/>
+              <w:bottom w:w="100" w:type="dxa"/>
+              <w:end w:w="120" w:type="dxa"/>
+            </w:tcMar>
+          </w:tcPr>
+          <w:p>
+            <w:pPr>
+              <w:spacing w:after="0"/>
+            </w:pPr>
+            <w:r>
+              <w:rPr>
+                <w:rFonts w:ascii="Microsoft YaHei" w:hAnsi="Microsoft YaHei" w:eastAsia="Microsoft YaHei"/>
+                <w:b w:val="0"/>
+                <w:color w:val="000000"/>
+                <w:sz w:val="20"/>
+              </w:rPr>
+              <w:t>59 元/罐</w:t>
+            </w:r>
+          </w:p>
+        </w:tc>
+      </w:tr>
+      <w:tr>
+        <w:tc>
+          <w:tcPr>
+            <w:tcW w:type="dxa" w:w="1814"/>
+            <w:vAlign w:val="center"/>
+            <w:shd w:fill="EEF3F9"/>
+            <w:tcMar>
+              <w:top w:w="100" w:type="dxa"/>
+              <w:start w:w="120" w:type="dxa"/>
+              <w:bottom w:w="100" w:type="dxa"/>
+              <w:end w:w="120" w:type="dxa"/>
+            </w:tcMar>
+          </w:tcPr>
+          <w:p>
+            <w:pPr>
+              <w:spacing w:after="0"/>
+              <w:jc w:val="center"/>
+            </w:pPr>
+            <w:r>
+              <w:rPr>
+                <w:rFonts w:ascii="Microsoft YaHei" w:hAnsi="Microsoft YaHei" w:eastAsia="Microsoft YaHei"/>
+                <w:b/>
+                <w:color w:val="000000"/>
+                <w:sz w:val="20"/>
+              </w:rPr>
+              <w:t>核心外观特征</w:t>
+            </w:r>
+          </w:p>
+        </w:tc>
+        <w:tc>
+          <w:tcPr>
+            <w:tcW w:type="dxa" w:w="7483"/>
+            <w:vAlign w:val="center"/>
+            <w:tcMar>
+              <w:top w:w="100" w:type="dxa"/>
+              <w:start w:w="120" w:type="dxa"/>
+              <w:bottom w:w="100" w:type="dxa"/>
+              <w:end w:w="120" w:type="dxa"/>
+            </w:tcMar>
+          </w:tcPr>
+          <w:p>
+            <w:pPr>
+              <w:spacing w:after="0"/>
+            </w:pPr>
+            <w:r>
+              <w:rPr>
+                <w:rFonts w:ascii="Microsoft YaHei" w:hAnsi="Microsoft YaHei" w:eastAsia="Microsoft YaHei"/>
+                <w:b w:val="0"/>
+                <w:color w:val="000000"/>
+                <w:sz w:val="20"/>
+              </w:rPr>
+              <w:t>干茶为深绿色卷曲乌龙茶粒，点缀金黄色桂花，冲泡后茶汤清亮呈琥珀色。</w:t>
+            </w:r>
+          </w:p>
+        </w:tc>
+      </w:tr>
+    </w:tbl>
+    <w:p>
+      <w:pPr>
+        <w:pStyle w:val="Heading1"/>
+      </w:pPr>
+      <w:r>
+        <w:t>卖点</w:t>
+      </w:r>
+    </w:p>
+    <w:p>
+      <w:pPr>
+        <w:pStyle w:val="ListNumber"/>
+        <w:spacing w:after="80"/>
+        <w:ind w:left="408" w:hanging="255"/>
       </w:pPr>
       <w:r>
         <w:rPr>
           <w:rFonts w:ascii="Microsoft YaHei" w:hAnsi="Microsoft YaHei" w:eastAsia="Microsoft YaHei"/>
           <w:b w:val="0"/>
-          <w:color w:val="667085"/>
-          <w:sz w:val="19"/>
+          <w:color w:val="000000"/>
+          <w:sz w:val="21"/>
         </w:rPr>
-        <w:t>说明：本资料包只填写产品基础、卖点、用户与场景信息。时长、画幅、分辨率、投放渠道、禁用元素和视觉风格均在资料导入节点配置，本资料包不重复填写。</w:t>
+        <w:t>乌龙茶与桂花通过窨制进行香气调和。</w:t>
       </w:r>
     </w:p>
     <w:p>
       <w:pPr>
-        <w:pStyle w:val="Heading1"/>
-        <w:pBdr>
-          <w:bottom w:val="single" w:sz="8" w:space="4" w:color="E6C8BA"/>
-        </w:pBdr>
-      </w:pPr>
-      <w:r>
-        <w:t>产品基础层</w:t>
-      </w:r>
-    </w:p>
-    <w:p>
-      <w:pPr>
-        <w:pStyle w:val="Heading2"/>
-      </w:pPr>
-      <w:r>
-        <w:t>品类</w:t>
-      </w:r>
-    </w:p>
-    <w:p>
-      <w:pPr>
-        <w:pStyle w:val="FieldValue"/>
-      </w:pPr>
-      <w:r>
-        <w:t>再加工茶</w:t>
-      </w:r>
-    </w:p>
-    <w:p>
-      <w:pPr>
-        <w:pStyle w:val="Heading2"/>
-      </w:pPr>
-      <w:r>
-        <w:t>产品名称</w:t>
-      </w:r>
-    </w:p>
-    <w:p>
-      <w:pPr>
-        <w:pStyle w:val="FieldValue"/>
-      </w:pPr>
-      <w:r>
-        <w:t>桂花乌龙茶</w:t>
-      </w:r>
-    </w:p>
-    <w:p>
-      <w:pPr>
-        <w:pStyle w:val="Heading2"/>
-      </w:pPr>
-      <w:r>
-        <w:t>核心规格</w:t>
-      </w:r>
-    </w:p>
-    <w:p>
-      <w:pPr>
-        <w:pStyle w:val="FieldValue"/>
-      </w:pPr>
-      <w:r>
-        <w:t>100g 罐装</w:t>
-      </w:r>
-    </w:p>
-    <w:p>
-      <w:pPr>
-        <w:pStyle w:val="Heading2"/>
-      </w:pPr>
-      <w:r>
-        <w:t>价格带</w:t>
-      </w:r>
-    </w:p>
-    <w:p>
-      <w:pPr>
-        <w:pStyle w:val="FieldValue"/>
-      </w:pPr>
-      <w:r>
-        <w:t>59 元/罐</w:t>
-      </w:r>
-    </w:p>
-    <w:p>
-      <w:pPr>
-        <w:pStyle w:val="Heading2"/>
-      </w:pPr>
-      <w:r>
-        <w:t>核心外观特征</w:t>
-      </w:r>
-    </w:p>
-    <w:p>
-      <w:pPr>
-        <w:pStyle w:val="FieldValue"/>
-      </w:pPr>
-      <w:r>
-        <w:t>干茶为深绿色卷曲乌龙茶粒，点缀金黄色桂花，冲泡后茶汤清亮呈琥珀色。</w:t>
-      </w:r>
-    </w:p>
-    <w:p>
-      <w:pPr>
-        <w:pStyle w:val="Heading1"/>
-        <w:pBdr>
-          <w:bottom w:val="single" w:sz="8" w:space="4" w:color="E6C8BA"/>
-        </w:pBdr>
-      </w:pPr>
-      <w:r>
-        <w:t>卖点分层</w:t>
-      </w:r>
-    </w:p>
-    <w:p>
-      <w:pPr>
-        <w:pStyle w:val="Heading2"/>
-      </w:pPr>
-      <w:r>
-        <w:t>核心卖点</w:t>
-      </w:r>
-    </w:p>
-    <w:p>
-      <w:pPr>
-        <w:pStyle w:val="ListBullet"/>
-      </w:pPr>
-      <w:r>
-        <w:t>乌龙茶与桂花窨制调和</w:t>
-      </w:r>
-    </w:p>
-    <w:p>
-      <w:pPr>
-        <w:pStyle w:val="ListBullet"/>
-      </w:pPr>
-      <w:r>
-        <w:t>桂花香与焙火茶香协调</w:t>
-      </w:r>
-    </w:p>
-    <w:p>
-      <w:pPr>
-        <w:pStyle w:val="ListBullet"/>
-      </w:pPr>
-      <w:r>
-        <w:t>茶汤清亮、入口清爽</w:t>
-      </w:r>
-    </w:p>
-    <w:p>
-      <w:pPr>
-        <w:pStyle w:val="Heading2"/>
-      </w:pPr>
-      <w:r>
-        <w:t>次要卖点</w:t>
-      </w:r>
-    </w:p>
-    <w:p>
-      <w:pPr>
-        <w:pStyle w:val="ListBullet"/>
-      </w:pPr>
-      <w:r>
-        <w:t>卷曲茶粒形态完整</w:t>
-      </w:r>
-    </w:p>
-    <w:p>
-      <w:pPr>
-        <w:pStyle w:val="ListBullet"/>
-      </w:pPr>
-      <w:r>
-        <w:t>干茶可见金黄色桂花</w:t>
-      </w:r>
-    </w:p>
-    <w:p>
-      <w:pPr>
-        <w:pStyle w:val="ListBullet"/>
-      </w:pPr>
-      <w:r>
-        <w:t>适合盖碗、玻璃杯与冷泡</w:t>
-      </w:r>
-    </w:p>
-    <w:p>
-      <w:pPr>
-        <w:pStyle w:val="ListBullet"/>
-      </w:pPr>
-      <w:r>
-        <w:t>100g 小罐便于日常储存</w:t>
-      </w:r>
-    </w:p>
-    <w:p>
-      <w:pPr>
-        <w:pStyle w:val="Heading2"/>
-      </w:pPr>
-      <w:r>
-        <w:t>辅助信任背书</w:t>
-      </w:r>
-    </w:p>
-    <w:p>
-      <w:pPr>
-        <w:pStyle w:val="FieldValue"/>
-      </w:pPr>
-      <w:r>
-        <w:t>暂无。</w:t>
-      </w:r>
-    </w:p>
-    <w:p>
-      <w:pPr>
-        <w:pStyle w:val="Heading1"/>
-        <w:pBdr>
-          <w:bottom w:val="single" w:sz="8" w:space="4" w:color="E6C8BA"/>
-        </w:pBdr>
-      </w:pPr>
-      <w:r>
-        <w:t>用户层</w:t>
-      </w:r>
-    </w:p>
-    <w:p>
-      <w:pPr>
-        <w:pStyle w:val="Heading2"/>
-      </w:pPr>
-      <w:r>
-        <w:t>目标受众画像</w:t>
-      </w:r>
-    </w:p>
-    <w:p>
-      <w:pPr>
-        <w:pStyle w:val="ListBullet"/>
-      </w:pPr>
-      <w:r>
-        <w:t>20-40 岁日常饮茶人群</w:t>
-      </w:r>
-    </w:p>
-    <w:p>
-      <w:pPr>
-        <w:pStyle w:val="ListBullet"/>
-      </w:pPr>
-      <w:r>
-        <w:t>花香型茶饮爱好者</w:t>
-      </w:r>
-    </w:p>
-    <w:p>
-      <w:pPr>
-        <w:pStyle w:val="ListBullet"/>
-      </w:pPr>
-      <w:r>
-        <w:t>办公室轻饮茶人群</w:t>
-      </w:r>
-    </w:p>
-    <w:p>
-      <w:pPr>
-        <w:pStyle w:val="ListBullet"/>
-      </w:pPr>
-      <w:r>
-        <w:t>关注雅致伴手礼的消费者</w:t>
-      </w:r>
-    </w:p>
-    <w:p>
-      <w:pPr>
-        <w:pStyle w:val="Heading2"/>
-      </w:pPr>
-      <w:r>
-        <w:t>核心痛点</w:t>
-      </w:r>
-    </w:p>
-    <w:p>
-      <w:pPr>
-        <w:pStyle w:val="ListBullet"/>
-      </w:pPr>
-      <w:r>
-        <w:t>日常饮水单调，希望有自然花香与茶味</w:t>
-      </w:r>
-    </w:p>
-    <w:p>
-      <w:pPr>
-        <w:pStyle w:val="ListBullet"/>
-      </w:pPr>
-      <w:r>
-        <w:t>办公室需要冲泡简单、香气舒适的茶饮</w:t>
-      </w:r>
-    </w:p>
-    <w:p>
-      <w:pPr>
-        <w:pStyle w:val="ListBullet"/>
-      </w:pPr>
-      <w:r>
-        <w:t>担心花茶香精感重、茶汤浑浊</w:t>
-      </w:r>
-    </w:p>
-    <w:p>
-      <w:pPr>
-        <w:pStyle w:val="Heading2"/>
-      </w:pPr>
-      <w:r>
-        <w:t>决策动因</w:t>
-      </w:r>
-    </w:p>
-    <w:p>
-      <w:pPr>
-        <w:pStyle w:val="ListBullet"/>
-      </w:pPr>
-      <w:r>
-        <w:t>关注桂花香与乌龙茶香是否协调</w:t>
-      </w:r>
-    </w:p>
-    <w:p>
-      <w:pPr>
-        <w:pStyle w:val="ListBullet"/>
-      </w:pPr>
-      <w:r>
-        <w:t>看重干茶形态与茶汤清亮度</w:t>
-      </w:r>
-    </w:p>
-    <w:p>
-      <w:pPr>
-        <w:pStyle w:val="ListBullet"/>
-      </w:pPr>
-      <w:r>
-        <w:t>需要热泡、冷泡等多种饮用方式</w:t>
-      </w:r>
-    </w:p>
-    <w:p>
-      <w:pPr>
-        <w:pStyle w:val="ListBullet"/>
-      </w:pPr>
-      <w:r>
-        <w:t>偏好小罐装的储存和送礼便利</w:t>
-      </w:r>
-    </w:p>
-    <w:p>
-      <w:pPr>
-        <w:pStyle w:val="Heading2"/>
-      </w:pPr>
-      <w:r>
-        <w:t>营销目标</w:t>
-      </w:r>
-    </w:p>
-    <w:p>
-      <w:pPr>
-        <w:pStyle w:val="FieldValue"/>
-      </w:pPr>
-      <w:r>
-        <w:t>通过金黄桂花、卷曲茶粒与清亮茶汤展现雅致花香茶体验，促进自饮和伴手礼购买。</w:t>
-      </w:r>
-    </w:p>
-    <w:p>
-      <w:pPr>
-        <w:pStyle w:val="Heading1"/>
-        <w:pBdr>
-          <w:bottom w:val="single" w:sz="8" w:space="4" w:color="E6C8BA"/>
-        </w:pBdr>
-      </w:pPr>
-      <w:r>
-        <w:t>场景层</w:t>
-      </w:r>
-    </w:p>
-    <w:p>
-      <w:pPr>
-        <w:pStyle w:val="Heading2"/>
-      </w:pPr>
-      <w:r>
-        <w:t>核心使用场景</w:t>
-      </w:r>
-    </w:p>
-    <w:p>
-      <w:pPr>
-        <w:pStyle w:val="ListBullet"/>
-      </w:pPr>
-      <w:r>
-        <w:t>窗边盖碗冲泡</w:t>
-      </w:r>
-    </w:p>
-    <w:p>
-      <w:pPr>
-        <w:pStyle w:val="ListBullet"/>
-      </w:pPr>
-      <w:r>
-        <w:t>办公室玻璃杯饮用</w:t>
-      </w:r>
-    </w:p>
-    <w:p>
-      <w:pPr>
-        <w:pStyle w:val="ListBullet"/>
-      </w:pPr>
-      <w:r>
-        <w:t>夏日冷泡茶</w:t>
-      </w:r>
-    </w:p>
-    <w:p>
-      <w:pPr>
-        <w:pStyle w:val="ListBullet"/>
-      </w:pPr>
-      <w:r>
-        <w:t>午后独处放松</w:t>
-      </w:r>
-    </w:p>
-    <w:p>
-      <w:pPr>
-        <w:pStyle w:val="Heading2"/>
-      </w:pPr>
-      <w:r>
-        <w:t>购买场景</w:t>
-      </w:r>
-    </w:p>
-    <w:p>
-      <w:pPr>
-        <w:pStyle w:val="ListBullet"/>
-      </w:pPr>
-      <w:r>
-        <w:t>日常口粮茶采购</w:t>
-      </w:r>
-    </w:p>
-    <w:p>
-      <w:pPr>
-        <w:pStyle w:val="ListBullet"/>
-      </w:pPr>
-      <w:r>
-        <w:t>节日茶礼选购</w:t>
-      </w:r>
-    </w:p>
-    <w:p>
-      <w:pPr>
-        <w:pStyle w:val="ListBullet"/>
-      </w:pPr>
-      <w:r>
-        <w:t>朋友到访伴手礼</w:t>
-      </w:r>
-    </w:p>
-    <w:p>
-      <w:pPr>
-        <w:pStyle w:val="Heading2"/>
-      </w:pPr>
-      <w:r>
-        <w:t>情绪共鸣场景</w:t>
-      </w:r>
-    </w:p>
-    <w:p>
-      <w:pPr>
-        <w:pStyle w:val="ListBullet"/>
-      </w:pPr>
-      <w:r>
-        <w:t>花香随热气舒展的松弛感</w:t>
-      </w:r>
-    </w:p>
-    <w:p>
-      <w:pPr>
-        <w:pStyle w:val="ListBullet"/>
-      </w:pPr>
-      <w:r>
-        <w:t>安静独饮的轻盈仪式感</w:t>
-      </w:r>
-    </w:p>
-    <w:p>
-      <w:pPr>
-        <w:pStyle w:val="ListBullet"/>
-      </w:pPr>
-      <w:r>
-        <w:t>分享一杯清茶的温和情谊</w:t>
-      </w:r>
-    </w:p>
-    <w:p>
-      <w:pPr>
-        <w:spacing w:before="320" w:after="0"/>
-        <w:shd w:val="clear" w:color="auto" w:fill="F7F8FA"/>
+        <w:pStyle w:val="ListNumber"/>
+        <w:spacing w:after="80"/>
+        <w:ind w:left="408" w:hanging="255"/>
       </w:pPr>
       <w:r>
         <w:rPr>
           <w:rFonts w:ascii="Microsoft YaHei" w:hAnsi="Microsoft YaHei" w:eastAsia="Microsoft YaHei"/>
           <w:b w:val="0"/>
-          <w:color w:val="667085"/>
-          <w:sz w:val="19"/>
+          <w:color w:val="000000"/>
+          <w:sz w:val="21"/>
         </w:rPr>
-        <w:t>填写确认：以上内容由资料提供方确认，作为本次效果类项目的信息提炼依据。</w:t>
+        <w:t>桂花香与焙火乌龙茶香形成层次。</w:t>
+      </w:r>
+    </w:p>
+    <w:p>
+      <w:pPr>
+        <w:pStyle w:val="ListNumber"/>
+        <w:spacing w:after="80"/>
+        <w:ind w:left="408" w:hanging="255"/>
+      </w:pPr>
+      <w:r>
+        <w:rPr>
+          <w:rFonts w:ascii="Microsoft YaHei" w:hAnsi="Microsoft YaHei" w:eastAsia="Microsoft YaHei"/>
+          <w:b w:val="0"/>
+          <w:color w:val="000000"/>
+          <w:sz w:val="21"/>
+        </w:rPr>
+        <w:t>冲泡后茶汤清亮呈琥珀色。</w:t>
+      </w:r>
+    </w:p>
+    <w:p>
+      <w:pPr>
+        <w:pStyle w:val="ListNumber"/>
+        <w:spacing w:after="80"/>
+        <w:ind w:left="408" w:hanging="255"/>
+      </w:pPr>
+      <w:r>
+        <w:rPr>
+          <w:rFonts w:ascii="Microsoft YaHei" w:hAnsi="Microsoft YaHei" w:eastAsia="Microsoft YaHei"/>
+          <w:b w:val="0"/>
+          <w:color w:val="000000"/>
+          <w:sz w:val="21"/>
+        </w:rPr>
+        <w:t>入口呈现清爽茶感。</w:t>
+      </w:r>
+    </w:p>
+    <w:p>
+      <w:pPr>
+        <w:pStyle w:val="ListNumber"/>
+        <w:spacing w:after="80"/>
+        <w:ind w:left="408" w:hanging="255"/>
+      </w:pPr>
+      <w:r>
+        <w:rPr>
+          <w:rFonts w:ascii="Microsoft YaHei" w:hAnsi="Microsoft YaHei" w:eastAsia="Microsoft YaHei"/>
+          <w:b w:val="0"/>
+          <w:color w:val="000000"/>
+          <w:sz w:val="21"/>
+        </w:rPr>
+        <w:t>深绿色卷曲乌龙茶粒形态完整。</w:t>
+      </w:r>
+    </w:p>
+    <w:p>
+      <w:pPr>
+        <w:pStyle w:val="ListNumber"/>
+        <w:spacing w:after="80"/>
+        <w:ind w:left="408" w:hanging="255"/>
+      </w:pPr>
+      <w:r>
+        <w:rPr>
+          <w:rFonts w:ascii="Microsoft YaHei" w:hAnsi="Microsoft YaHei" w:eastAsia="Microsoft YaHei"/>
+          <w:b w:val="0"/>
+          <w:color w:val="000000"/>
+          <w:sz w:val="21"/>
+        </w:rPr>
+        <w:t>干茶中可直接看到金黄色桂花点缀。</w:t>
+      </w:r>
+    </w:p>
+    <w:p>
+      <w:pPr>
+        <w:pStyle w:val="ListNumber"/>
+        <w:spacing w:after="80"/>
+        <w:ind w:left="408" w:hanging="255"/>
+      </w:pPr>
+      <w:r>
+        <w:rPr>
+          <w:rFonts w:ascii="Microsoft YaHei" w:hAnsi="Microsoft YaHei" w:eastAsia="Microsoft YaHei"/>
+          <w:b w:val="0"/>
+          <w:color w:val="000000"/>
+          <w:sz w:val="21"/>
+        </w:rPr>
+        <w:t>干茶、金黄桂花和琥珀茶汤可展示冲泡前后的形态变化。</w:t>
+      </w:r>
+    </w:p>
+    <w:p>
+      <w:pPr>
+        <w:pStyle w:val="ListNumber"/>
+        <w:spacing w:after="80"/>
+        <w:ind w:left="408" w:hanging="255"/>
+      </w:pPr>
+      <w:r>
+        <w:rPr>
+          <w:rFonts w:ascii="Microsoft YaHei" w:hAnsi="Microsoft YaHei" w:eastAsia="Microsoft YaHei"/>
+          <w:b w:val="0"/>
+          <w:color w:val="000000"/>
+          <w:sz w:val="21"/>
+        </w:rPr>
+        <w:t>适合用盖碗冲泡，展示注水、出汤与分茶过程。</w:t>
+      </w:r>
+    </w:p>
+    <w:p>
+      <w:pPr>
+        <w:pStyle w:val="ListNumber"/>
+        <w:spacing w:after="80"/>
+        <w:ind w:left="408" w:hanging="255"/>
+      </w:pPr>
+      <w:r>
+        <w:rPr>
+          <w:rFonts w:ascii="Microsoft YaHei" w:hAnsi="Microsoft YaHei" w:eastAsia="Microsoft YaHei"/>
+          <w:b w:val="0"/>
+          <w:color w:val="000000"/>
+          <w:sz w:val="21"/>
+        </w:rPr>
+        <w:t>适合用透明玻璃杯冲泡，直观观察茶汤颜色。</w:t>
+      </w:r>
+    </w:p>
+    <w:p>
+      <w:pPr>
+        <w:pStyle w:val="ListNumber"/>
+        <w:spacing w:after="80"/>
+        <w:ind w:left="408" w:hanging="255"/>
+      </w:pPr>
+      <w:r>
+        <w:rPr>
+          <w:rFonts w:ascii="Microsoft YaHei" w:hAnsi="Microsoft YaHei" w:eastAsia="Microsoft YaHei"/>
+          <w:b w:val="0"/>
+          <w:color w:val="000000"/>
+          <w:sz w:val="21"/>
+        </w:rPr>
+        <w:t>适合夏日冷泡，展示冷水中茶粒与桂花的浸润过程。</w:t>
+      </w:r>
+    </w:p>
+    <w:p>
+      <w:pPr>
+        <w:pStyle w:val="ListNumber"/>
+        <w:spacing w:after="80"/>
+        <w:ind w:left="408" w:hanging="255"/>
+      </w:pPr>
+      <w:r>
+        <w:rPr>
+          <w:rFonts w:ascii="Microsoft YaHei" w:hAnsi="Microsoft YaHei" w:eastAsia="Microsoft YaHei"/>
+          <w:b w:val="0"/>
+          <w:color w:val="000000"/>
+          <w:sz w:val="21"/>
+        </w:rPr>
+        <w:t>100g 小罐装便于日常密封储存和取茶。</w:t>
+      </w:r>
+    </w:p>
+    <w:p>
+      <w:pPr>
+        <w:pStyle w:val="ListNumber"/>
+        <w:spacing w:after="80"/>
+        <w:ind w:left="408" w:hanging="255"/>
+      </w:pPr>
+      <w:r>
+        <w:rPr>
+          <w:rFonts w:ascii="Microsoft YaHei" w:hAnsi="Microsoft YaHei" w:eastAsia="Microsoft YaHei"/>
+          <w:b w:val="0"/>
+          <w:color w:val="000000"/>
+          <w:sz w:val="21"/>
+        </w:rPr>
+        <w:t>适合办公室轻量冲泡和日常饮用。</w:t>
+      </w:r>
+    </w:p>
+    <w:p>
+      <w:pPr>
+        <w:pStyle w:val="ListNumber"/>
+        <w:spacing w:after="80"/>
+        <w:ind w:left="408" w:hanging="255"/>
+      </w:pPr>
+      <w:r>
+        <w:rPr>
+          <w:rFonts w:ascii="Microsoft YaHei" w:hAnsi="Microsoft YaHei" w:eastAsia="Microsoft YaHei"/>
+          <w:b w:val="0"/>
+          <w:color w:val="000000"/>
+          <w:sz w:val="21"/>
+        </w:rPr>
+        <w:t>适合午后独处时的盖碗或玻璃杯冲泡。</w:t>
+      </w:r>
+    </w:p>
+    <w:p>
+      <w:pPr>
+        <w:pStyle w:val="ListNumber"/>
+        <w:spacing w:after="80"/>
+        <w:ind w:left="408" w:hanging="255"/>
+      </w:pPr>
+      <w:r>
+        <w:rPr>
+          <w:rFonts w:ascii="Microsoft YaHei" w:hAnsi="Microsoft YaHei" w:eastAsia="Microsoft YaHei"/>
+          <w:b w:val="0"/>
+          <w:color w:val="000000"/>
+          <w:sz w:val="21"/>
+        </w:rPr>
+        <w:t>罐装规格适合作为日常自饮茶或轻量伴手礼。</w:t>
       </w:r>
     </w:p>
     <w:sectPr>
-      <w:footerReference w:type="default" r:id="rId9"/>
       <w:pgSz w:w="11906" w:h="16838"/>
-      <w:pgMar w:top="1020" w:right="1247" w:bottom="1020" w:left="1247" w:header="454" w:footer="454" w:gutter="0"/>
+      <w:pgMar w:top="1020" w:right="1191" w:bottom="1020" w:left="1191" w:header="720" w:footer="720" w:gutter="0"/>
       <w:cols w:space="720"/>
       <w:docGrid w:linePitch="360"/>
     </w:sectPr>
   </w:body>
 </w:document>
-</file>
-
-<file path=word/footer1.xml><?xml version="1.0" encoding="utf-8"?>
-<w:ftr xmlns:m="http://schemas.openxmlformats.org/officeDocument/2006/math" xmlns:mc="http://schemas.openxmlformats.org/markup-compatibility/2006" xmlns:mo="http://schemas.microsoft.com/office/mac/office/2008/main" xmlns:mv="urn:schemas-microsoft-com:mac:vml" xmlns:o="urn:schemas-microsoft-com:office:office" xmlns:r="http://schemas.openxmlformats.org/officeDocument/2006/relationships" xmlns:v="urn:schemas-microsoft-com:vml" xmlns:w10="urn:schemas-microsoft-com:office:word" xmlns:w14="http://schemas.microsoft.com/office/word/2010/wordml" xmlns:w="http://schemas.openxmlformats.org/wordprocessingml/2006/main" xmlns:wne="http://schemas.microsoft.com/office/word/2006/wordml" xmlns:wp14="http://schemas.microsoft.com/office/word/2010/wordprocessingDrawing" xmlns:wp="http://schemas.openxmlformats.org/drawingml/2006/wordprocessingDrawing" xmlns:wpc="http://schemas.microsoft.com/office/word/2010/wordprocessingCanvas" xmlns:wpg="http://schemas.microsoft.com/office/word/2010/wordprocessingGroup" xmlns:wpi="http://schemas.microsoft.com/office/word/2010/wordprocessingInk" xmlns:wps="http://schemas.microsoft.com/office/word/2010/wordprocessingShape" mc:Ignorable="w14 wp14">
-  <w:p>
-    <w:pPr>
-      <w:pStyle w:val="Footer"/>
-      <w:jc w:val="center"/>
-    </w:pPr>
-    <w:r>
-      <w:rPr>
-        <w:rFonts w:ascii="Microsoft YaHei" w:hAnsi="Microsoft YaHei" w:eastAsia="Microsoft YaHei"/>
-        <w:b w:val="0"/>
-        <w:color w:val="98A2B3"/>
-        <w:sz w:val="17"/>
-      </w:rPr>
-      <w:t>广式三七瘦腊肠 · 产品素材制作信息</w:t>
-    </w:r>
-  </w:p>
-</w:ftr>
 </file>
 
 <file path=word/numbering.xml><?xml version="1.0" encoding="utf-8"?>
@@ -902,11 +939,10 @@
     <w:qFormat/>
     <w:rsid w:val="00FC693F"/>
     <w:pPr>
-      <w:spacing w:after="120" w:line="348" w:lineRule="auto"/>
+      <w:spacing w:after="100" w:line="283" w:lineRule="auto"/>
     </w:pPr>
     <w:rPr>
       <w:rFonts w:ascii="Microsoft YaHei" w:hAnsi="Microsoft YaHei" w:eastAsia="Microsoft YaHei"/>
-      <w:color w:val="253247"/>
       <w:sz w:val="21"/>
     </w:rPr>
   </w:style>
@@ -965,14 +1001,14 @@
     <w:pPr>
       <w:keepNext/>
       <w:keepLines/>
-      <w:spacing w:before="320" w:after="160"/>
+      <w:spacing w:before="240" w:after="100"/>
       <w:outlineLvl w:val="0"/>
     </w:pPr>
     <w:rPr>
       <w:rFonts w:asciiTheme="majorHAnsi" w:eastAsiaTheme="majorEastAsia" w:hAnsiTheme="majorHAnsi" w:cstheme="majorBidi" w:ascii="Microsoft YaHei" w:hAnsi="Microsoft YaHei" w:eastAsia="Microsoft YaHei"/>
       <w:b/>
       <w:bCs/>
-      <w:color w:val="8A351E"/>
+      <w:color w:val="000000"/>
       <w:sz w:val="30"/>
       <w:szCs w:val="28"/>
     </w:rPr>
@@ -989,15 +1025,15 @@
     <w:pPr>
       <w:keepNext/>
       <w:keepLines/>
-      <w:spacing w:before="200" w:after="60"/>
+      <w:spacing w:before="140" w:after="100"/>
       <w:outlineLvl w:val="1"/>
     </w:pPr>
     <w:rPr>
       <w:rFonts w:asciiTheme="majorHAnsi" w:eastAsiaTheme="majorEastAsia" w:hAnsiTheme="majorHAnsi" w:cstheme="majorBidi" w:ascii="Microsoft YaHei" w:hAnsi="Microsoft YaHei" w:eastAsia="Microsoft YaHei"/>
       <w:b/>
       <w:bCs/>
-      <w:color w:val="253247"/>
-      <w:sz w:val="23"/>
+      <w:color w:val="000000"/>
+      <w:sz w:val="22"/>
       <w:szCs w:val="26"/>
     </w:rPr>
   </w:style>
@@ -1254,15 +1290,16 @@
       <w:pBdr>
         <w:bottom w:val="single" w:sz="8" w:space="4" w:color="4F81BD" w:themeColor="accent1"/>
       </w:pBdr>
-      <w:spacing w:after="300" w:line="240" w:lineRule="auto"/>
+      <w:spacing w:after="100" w:line="240" w:lineRule="auto"/>
       <w:contextualSpacing/>
     </w:pPr>
     <w:rPr>
-      <w:rFonts w:asciiTheme="majorHAnsi" w:eastAsiaTheme="majorEastAsia" w:hAnsiTheme="majorHAnsi" w:cstheme="majorBidi"/>
-      <w:color w:val="17365D" w:themeColor="text2" w:themeShade="BF"/>
+      <w:rFonts w:asciiTheme="majorHAnsi" w:eastAsiaTheme="majorEastAsia" w:hAnsiTheme="majorHAnsi" w:cstheme="majorBidi" w:ascii="Microsoft YaHei" w:hAnsi="Microsoft YaHei" w:eastAsia="Microsoft YaHei"/>
+      <w:b/>
+      <w:color w:val="000000"/>
       <w:spacing w:val="5"/>
       <w:kern w:val="28"/>
-      <w:sz w:val="52"/>
+      <w:sz w:val="44"/>
       <w:szCs w:val="52"/>
     </w:rPr>
   </w:style>
@@ -1436,15 +1473,8 @@
       <w:numPr>
         <w:numId w:val="1"/>
       </w:numPr>
-      <w:spacing w:after="60" w:line="324" w:lineRule="auto"/>
-      <w:ind w:left="510" w:hanging="198"/>
       <w:contextualSpacing/>
     </w:pPr>
-    <w:rPr>
-      <w:rFonts w:ascii="Microsoft YaHei" w:hAnsi="Microsoft YaHei" w:eastAsia="Microsoft YaHei"/>
-      <w:color w:val="253247"/>
-      <w:sz w:val="21"/>
-    </w:rPr>
   </w:style>
   <w:style w:type="paragraph" w:styleId="ListBullet2">
     <w:name w:val="List Bullet 2"/>
@@ -12599,16 +12629,14 @@
       </w:tcPr>
     </w:tblStylePr>
   </w:style>
-  <w:style w:type="paragraph" w:customStyle="1" w:styleId="FieldValue">
-    <w:name w:val="Field Value"/>
-    <w:basedOn w:val="Normal"/>
-    <w:pPr>
-      <w:spacing w:after="120"/>
-      <w:ind w:left="255"/>
+  <w:style w:type="paragraph" w:customStyle="1" w:styleId="DocumentSubtitle">
+    <w:name w:val="Document Subtitle"/>
+    <w:pPr>
+      <w:spacing w:after="160"/>
     </w:pPr>
     <w:rPr>
       <w:rFonts w:ascii="Microsoft YaHei" w:hAnsi="Microsoft YaHei" w:eastAsia="Microsoft YaHei"/>
-      <w:color w:val="253247"/>
+      <w:color w:val="596375"/>
       <w:sz w:val="21"/>
     </w:rPr>
   </w:style>

--- a/素材/效果类项目素材/桂花乌龙茶/桂花乌龙茶资料包.docx
+++ b/素材/效果类项目素材/桂花乌龙茶/桂花乌龙茶资料包.docx
@@ -344,225 +344,441 @@
     <w:p>
       <w:pPr>
         <w:pStyle w:val="ListNumber"/>
-        <w:spacing w:after="80"/>
-        <w:ind w:left="408" w:hanging="255"/>
+        <w:keepNext w:val="0"/>
+        <w:keepLines w:val="0"/>
+        <w:widowControl/>
       </w:pPr>
       <w:r>
-        <w:rPr>
-          <w:rFonts w:ascii="Microsoft YaHei" w:hAnsi="Microsoft YaHei" w:eastAsia="Microsoft YaHei"/>
-          <w:b w:val="0"/>
-          <w:color w:val="000000"/>
-          <w:sz w:val="21"/>
-        </w:rPr>
-        <w:t>乌龙茶与桂花通过窨制进行香气调和。</w:t>
+        <w:t>乌龙茶与桂花通过窨制完成香气调和</w:t>
       </w:r>
     </w:p>
     <w:p>
       <w:pPr>
         <w:pStyle w:val="ListNumber"/>
-        <w:spacing w:after="80"/>
-        <w:ind w:left="408" w:hanging="255"/>
+        <w:keepNext w:val="0"/>
+        <w:keepLines w:val="0"/>
+        <w:widowControl/>
       </w:pPr>
       <w:r>
-        <w:rPr>
-          <w:rFonts w:ascii="Microsoft YaHei" w:hAnsi="Microsoft YaHei" w:eastAsia="Microsoft YaHei"/>
-          <w:b w:val="0"/>
-          <w:color w:val="000000"/>
-          <w:sz w:val="21"/>
-        </w:rPr>
-        <w:t>桂花香与焙火乌龙茶香形成层次。</w:t>
+        <w:t>桂花香与焙火乌龙茶香形成前后分明的层次</w:t>
       </w:r>
     </w:p>
     <w:p>
       <w:pPr>
         <w:pStyle w:val="ListNumber"/>
-        <w:spacing w:after="80"/>
-        <w:ind w:left="408" w:hanging="255"/>
+        <w:keepNext w:val="0"/>
+        <w:keepLines w:val="0"/>
+        <w:widowControl/>
       </w:pPr>
       <w:r>
-        <w:rPr>
-          <w:rFonts w:ascii="Microsoft YaHei" w:hAnsi="Microsoft YaHei" w:eastAsia="Microsoft YaHei"/>
-          <w:b w:val="0"/>
-          <w:color w:val="000000"/>
-          <w:sz w:val="21"/>
-        </w:rPr>
-        <w:t>冲泡后茶汤清亮呈琥珀色。</w:t>
+        <w:t>深绿色卷曲乌龙茶粒保持清晰完整的干茶形态</w:t>
       </w:r>
     </w:p>
     <w:p>
       <w:pPr>
         <w:pStyle w:val="ListNumber"/>
-        <w:spacing w:after="80"/>
-        <w:ind w:left="408" w:hanging="255"/>
+        <w:keepNext w:val="0"/>
+        <w:keepLines w:val="0"/>
+        <w:widowControl/>
       </w:pPr>
       <w:r>
-        <w:rPr>
-          <w:rFonts w:ascii="Microsoft YaHei" w:hAnsi="Microsoft YaHei" w:eastAsia="Microsoft YaHei"/>
-          <w:b w:val="0"/>
-          <w:color w:val="000000"/>
-          <w:sz w:val="21"/>
-        </w:rPr>
-        <w:t>入口呈现清爽茶感。</w:t>
+        <w:t>金黄色桂花均匀点缀在深绿色茶粒之间</w:t>
       </w:r>
     </w:p>
     <w:p>
       <w:pPr>
         <w:pStyle w:val="ListNumber"/>
-        <w:spacing w:after="80"/>
-        <w:ind w:left="408" w:hanging="255"/>
+        <w:keepNext w:val="0"/>
+        <w:keepLines w:val="0"/>
+        <w:widowControl/>
       </w:pPr>
       <w:r>
-        <w:rPr>
-          <w:rFonts w:ascii="Microsoft YaHei" w:hAnsi="Microsoft YaHei" w:eastAsia="Microsoft YaHei"/>
-          <w:b w:val="0"/>
-          <w:color w:val="000000"/>
-          <w:sz w:val="21"/>
-        </w:rPr>
-        <w:t>深绿色卷曲乌龙茶粒形态完整。</w:t>
+        <w:t>干茶中的深绿与桂花金黄形成直接的颜色对比</w:t>
       </w:r>
     </w:p>
     <w:p>
       <w:pPr>
         <w:pStyle w:val="ListNumber"/>
-        <w:spacing w:after="80"/>
-        <w:ind w:left="408" w:hanging="255"/>
+        <w:keepNext w:val="0"/>
+        <w:keepLines w:val="0"/>
+        <w:widowControl/>
       </w:pPr>
       <w:r>
-        <w:rPr>
-          <w:rFonts w:ascii="Microsoft YaHei" w:hAnsi="Microsoft YaHei" w:eastAsia="Microsoft YaHei"/>
-          <w:b w:val="0"/>
-          <w:color w:val="000000"/>
-          <w:sz w:val="21"/>
-        </w:rPr>
-        <w:t>干茶中可直接看到金黄色桂花点缀。</w:t>
+        <w:t>100g 罐装便于日常密封储存和分次取茶</w:t>
       </w:r>
     </w:p>
     <w:p>
       <w:pPr>
         <w:pStyle w:val="ListNumber"/>
-        <w:spacing w:after="80"/>
-        <w:ind w:left="408" w:hanging="255"/>
+        <w:keepNext w:val="0"/>
+        <w:keepLines w:val="0"/>
+        <w:widowControl/>
       </w:pPr>
       <w:r>
-        <w:rPr>
-          <w:rFonts w:ascii="Microsoft YaHei" w:hAnsi="Microsoft YaHei" w:eastAsia="Microsoft YaHei"/>
-          <w:b w:val="0"/>
-          <w:color w:val="000000"/>
-          <w:sz w:val="21"/>
-        </w:rPr>
-        <w:t>干茶、金黄桂花和琥珀茶汤可展示冲泡前后的形态变化。</w:t>
+        <w:t>打开茶罐后可直接看到卷曲茶粒与桂花混合状态</w:t>
       </w:r>
     </w:p>
     <w:p>
       <w:pPr>
         <w:pStyle w:val="ListNumber"/>
-        <w:spacing w:after="80"/>
-        <w:ind w:left="408" w:hanging="255"/>
+        <w:keepNext w:val="0"/>
+        <w:keepLines w:val="0"/>
+        <w:widowControl/>
       </w:pPr>
       <w:r>
-        <w:rPr>
-          <w:rFonts w:ascii="Microsoft YaHei" w:hAnsi="Microsoft YaHei" w:eastAsia="Microsoft YaHei"/>
-          <w:b w:val="0"/>
-          <w:color w:val="000000"/>
-          <w:sz w:val="21"/>
-        </w:rPr>
-        <w:t>适合用盖碗冲泡，展示注水、出汤与分茶过程。</w:t>
+        <w:t>取茶勺可舀出一份同时包含乌龙茶粒和桂花的干茶</w:t>
       </w:r>
     </w:p>
     <w:p>
       <w:pPr>
         <w:pStyle w:val="ListNumber"/>
-        <w:spacing w:after="80"/>
-        <w:ind w:left="408" w:hanging="255"/>
+        <w:keepNext w:val="0"/>
+        <w:keepLines w:val="0"/>
+        <w:widowControl/>
       </w:pPr>
       <w:r>
-        <w:rPr>
-          <w:rFonts w:ascii="Microsoft YaHei" w:hAnsi="Microsoft YaHei" w:eastAsia="Microsoft YaHei"/>
-          <w:b w:val="0"/>
-          <w:color w:val="000000"/>
-          <w:sz w:val="21"/>
-        </w:rPr>
-        <w:t>适合用透明玻璃杯冲泡，直观观察茶汤颜色。</w:t>
+        <w:t>干茶落入白色盖碗时颗粒和花瓣轮廓清楚可见</w:t>
       </w:r>
     </w:p>
     <w:p>
       <w:pPr>
         <w:pStyle w:val="ListNumber"/>
-        <w:spacing w:after="80"/>
-        <w:ind w:left="408" w:hanging="255"/>
+        <w:keepNext w:val="0"/>
+        <w:keepLines w:val="0"/>
+        <w:widowControl/>
       </w:pPr>
       <w:r>
-        <w:rPr>
-          <w:rFonts w:ascii="Microsoft YaHei" w:hAnsi="Microsoft YaHei" w:eastAsia="Microsoft YaHei"/>
-          <w:b w:val="0"/>
-          <w:color w:val="000000"/>
-          <w:sz w:val="21"/>
-        </w:rPr>
-        <w:t>适合夏日冷泡，展示冷水中茶粒与桂花的浸润过程。</w:t>
+        <w:t>热水注入盖碗后茶粒可在水流中翻动</w:t>
       </w:r>
     </w:p>
     <w:p>
       <w:pPr>
         <w:pStyle w:val="ListNumber"/>
-        <w:spacing w:after="80"/>
-        <w:ind w:left="408" w:hanging="255"/>
+        <w:keepNext w:val="0"/>
+        <w:keepLines w:val="0"/>
+        <w:widowControl/>
       </w:pPr>
       <w:r>
-        <w:rPr>
-          <w:rFonts w:ascii="Microsoft YaHei" w:hAnsi="Microsoft YaHei" w:eastAsia="Microsoft YaHei"/>
-          <w:b w:val="0"/>
-          <w:color w:val="000000"/>
-          <w:sz w:val="21"/>
-        </w:rPr>
-        <w:t>100g 小罐装便于日常密封储存和取茶。</w:t>
+        <w:t>浸泡过程中卷曲茶粒会逐渐舒展</w:t>
       </w:r>
     </w:p>
     <w:p>
       <w:pPr>
         <w:pStyle w:val="ListNumber"/>
-        <w:spacing w:after="80"/>
-        <w:ind w:left="408" w:hanging="255"/>
+        <w:keepNext w:val="0"/>
+        <w:keepLines w:val="0"/>
+        <w:widowControl/>
       </w:pPr>
       <w:r>
-        <w:rPr>
-          <w:rFonts w:ascii="Microsoft YaHei" w:hAnsi="Microsoft YaHei" w:eastAsia="Microsoft YaHei"/>
-          <w:b w:val="0"/>
-          <w:color w:val="000000"/>
-          <w:sz w:val="21"/>
-        </w:rPr>
-        <w:t>适合办公室轻量冲泡和日常饮用。</w:t>
+        <w:t>桂花可随水流在茶汤表面轻轻移动</w:t>
       </w:r>
     </w:p>
     <w:p>
       <w:pPr>
         <w:pStyle w:val="ListNumber"/>
-        <w:spacing w:after="80"/>
-        <w:ind w:left="408" w:hanging="255"/>
+        <w:keepNext w:val="0"/>
+        <w:keepLines w:val="0"/>
+        <w:widowControl/>
       </w:pPr>
       <w:r>
-        <w:rPr>
-          <w:rFonts w:ascii="Microsoft YaHei" w:hAnsi="Microsoft YaHei" w:eastAsia="Microsoft YaHei"/>
-          <w:b w:val="0"/>
-          <w:color w:val="000000"/>
-          <w:sz w:val="21"/>
-        </w:rPr>
-        <w:t>适合午后独处时的盖碗或玻璃杯冲泡。</w:t>
+        <w:t>冲泡后的茶汤清亮并呈现琥珀色</w:t>
       </w:r>
     </w:p>
     <w:p>
       <w:pPr>
         <w:pStyle w:val="ListNumber"/>
-        <w:spacing w:after="80"/>
-        <w:ind w:left="408" w:hanging="255"/>
+        <w:keepNext w:val="0"/>
+        <w:keepLines w:val="0"/>
+        <w:widowControl/>
       </w:pPr>
       <w:r>
-        <w:rPr>
-          <w:rFonts w:ascii="Microsoft YaHei" w:hAnsi="Microsoft YaHei" w:eastAsia="Microsoft YaHei"/>
-          <w:b w:val="0"/>
-          <w:color w:val="000000"/>
-          <w:sz w:val="21"/>
-        </w:rPr>
-        <w:t>罐装规格适合作为日常自饮茶或轻量伴手礼。</w:t>
+        <w:t>透明公道杯可完整展示茶汤的清澈度与颜色</w:t>
+      </w:r>
+    </w:p>
+    <w:p>
+      <w:pPr>
+        <w:pStyle w:val="ListNumber"/>
+        <w:keepNext w:val="0"/>
+        <w:keepLines w:val="0"/>
+        <w:widowControl/>
+      </w:pPr>
+      <w:r>
+        <w:t>茶汤从盖碗倒入公道杯时可形成连续水线</w:t>
+      </w:r>
+    </w:p>
+    <w:p>
+      <w:pPr>
+        <w:pStyle w:val="ListNumber"/>
+        <w:keepNext w:val="0"/>
+        <w:keepLines w:val="0"/>
+        <w:widowControl/>
+      </w:pPr>
+      <w:r>
+        <w:t>分茶时琥珀色茶汤可依次注入多个小杯</w:t>
+      </w:r>
+    </w:p>
+    <w:p>
+      <w:pPr>
+        <w:pStyle w:val="ListNumber"/>
+        <w:keepNext w:val="0"/>
+        <w:keepLines w:val="0"/>
+        <w:widowControl/>
+      </w:pPr>
+      <w:r>
+        <w:t>热茶表面的蒸汽可强化刚冲泡完成的状态</w:t>
+      </w:r>
+    </w:p>
+    <w:p>
+      <w:pPr>
+        <w:pStyle w:val="ListNumber"/>
+        <w:keepNext w:val="0"/>
+        <w:keepLines w:val="0"/>
+        <w:widowControl/>
+      </w:pPr>
+      <w:r>
+        <w:t>白瓷杯可衬托茶汤的清亮琥珀色</w:t>
+      </w:r>
+    </w:p>
+    <w:p>
+      <w:pPr>
+        <w:pStyle w:val="ListNumber"/>
+        <w:keepNext w:val="0"/>
+        <w:keepLines w:val="0"/>
+        <w:widowControl/>
+      </w:pPr>
+      <w:r>
+        <w:t>透明玻璃杯可同时观察茶粒、桂花和茶汤</w:t>
+      </w:r>
+    </w:p>
+    <w:p>
+      <w:pPr>
+        <w:pStyle w:val="ListNumber"/>
+        <w:keepNext w:val="0"/>
+        <w:keepLines w:val="0"/>
+        <w:widowControl/>
+      </w:pPr>
+      <w:r>
+        <w:t>侧逆光可让透明杯中的琥珀茶汤更加通透</w:t>
+      </w:r>
+    </w:p>
+    <w:p>
+      <w:pPr>
+        <w:pStyle w:val="ListNumber"/>
+        <w:keepNext w:val="0"/>
+        <w:keepLines w:val="0"/>
+        <w:widowControl/>
+      </w:pPr>
+      <w:r>
+        <w:t>冲泡后的湿茶叶与冲泡前卷曲干茶形成形态对比</w:t>
+      </w:r>
+    </w:p>
+    <w:p>
+      <w:pPr>
+        <w:pStyle w:val="ListNumber"/>
+        <w:keepNext w:val="0"/>
+        <w:keepLines w:val="0"/>
+        <w:widowControl/>
+      </w:pPr>
+      <w:r>
+        <w:t>茶叶完全舒展后可铺满盖碗底部形成叶底画面</w:t>
+      </w:r>
+    </w:p>
+    <w:p>
+      <w:pPr>
+        <w:pStyle w:val="ListNumber"/>
+        <w:keepNext w:val="0"/>
+        <w:keepLines w:val="0"/>
+        <w:widowControl/>
+      </w:pPr>
+      <w:r>
+        <w:t>过滤茶汤时可分离茶叶、桂花与清亮茶汤</w:t>
+      </w:r>
+    </w:p>
+    <w:p>
+      <w:pPr>
+        <w:pStyle w:val="ListNumber"/>
+        <w:keepNext w:val="0"/>
+        <w:keepLines w:val="0"/>
+        <w:widowControl/>
+      </w:pPr>
+      <w:r>
+        <w:t>冷水注入透明瓶后可观察茶粒和桂花缓慢浸润</w:t>
+      </w:r>
+    </w:p>
+    <w:p>
+      <w:pPr>
+        <w:pStyle w:val="ListNumber"/>
+        <w:keepNext w:val="0"/>
+        <w:keepLines w:val="0"/>
+        <w:widowControl/>
+      </w:pPr>
+      <w:r>
+        <w:t>冷泡过程中茶汤颜色可从透明逐步转为浅琥珀色</w:t>
+      </w:r>
+    </w:p>
+    <w:p>
+      <w:pPr>
+        <w:pStyle w:val="ListNumber"/>
+        <w:keepNext w:val="0"/>
+        <w:keepLines w:val="0"/>
+        <w:widowControl/>
+      </w:pPr>
+      <w:r>
+        <w:t>加入冰块后可呈现适合夏日饮用的冷泡状态</w:t>
+      </w:r>
+    </w:p>
+    <w:p>
+      <w:pPr>
+        <w:pStyle w:val="ListNumber"/>
+        <w:keepNext w:val="0"/>
+        <w:keepLines w:val="0"/>
+        <w:widowControl/>
+      </w:pPr>
+      <w:r>
+        <w:t>冷泡瓶中的茶粒、桂花和冰块可形成上下层次</w:t>
+      </w:r>
+    </w:p>
+    <w:p>
+      <w:pPr>
+        <w:pStyle w:val="ListNumber"/>
+        <w:keepNext w:val="0"/>
+        <w:keepLines w:val="0"/>
+        <w:widowControl/>
+      </w:pPr>
+      <w:r>
+        <w:t>办公室可用透明杯完成投茶、注水和静置浸泡</w:t>
+      </w:r>
+    </w:p>
+    <w:p>
+      <w:pPr>
+        <w:pStyle w:val="ListNumber"/>
+        <w:keepNext w:val="0"/>
+        <w:keepLines w:val="0"/>
+        <w:widowControl/>
+      </w:pPr>
+      <w:r>
+        <w:t>午后可用盖碗完成注水、出汤和分杯的完整过程</w:t>
+      </w:r>
+    </w:p>
+    <w:p>
+      <w:pPr>
+        <w:pStyle w:val="ListNumber"/>
+        <w:keepNext w:val="0"/>
+        <w:keepLines w:val="0"/>
+        <w:widowControl/>
+      </w:pPr>
+      <w:r>
+        <w:t>茶罐与一杯冲泡完成的茶汤可同时展示包装与成品</w:t>
+      </w:r>
+    </w:p>
+    <w:p>
+      <w:pPr>
+        <w:pStyle w:val="ListNumber"/>
+        <w:keepNext w:val="0"/>
+        <w:keepLines w:val="0"/>
+        <w:widowControl/>
+      </w:pPr>
+      <w:r>
+        <w:t>茶罐开合动作可展示日常取茶后的密封保存方式</w:t>
+      </w:r>
+    </w:p>
+    <w:p>
+      <w:pPr>
+        <w:pStyle w:val="ListNumber"/>
+        <w:keepNext w:val="0"/>
+        <w:keepLines w:val="0"/>
+        <w:widowControl/>
+      </w:pPr>
+      <w:r>
+        <w:t>少量干茶平铺在茶则上可观察卷曲程度与桂花比例</w:t>
+      </w:r>
+    </w:p>
+    <w:p>
+      <w:pPr>
+        <w:pStyle w:val="ListNumber"/>
+        <w:keepNext w:val="0"/>
+        <w:keepLines w:val="0"/>
+        <w:widowControl/>
+      </w:pPr>
+      <w:r>
+        <w:t>手指捻起单颗茶粒可突出乌龙茶的卷曲外形</w:t>
+      </w:r>
+    </w:p>
+    <w:p>
+      <w:pPr>
+        <w:pStyle w:val="ListNumber"/>
+        <w:keepNext w:val="0"/>
+        <w:keepLines w:val="0"/>
+        <w:widowControl/>
+      </w:pPr>
+      <w:r>
+        <w:t>微距可分别呈现深绿茶粒和金黄桂花的表面细节</w:t>
+      </w:r>
+    </w:p>
+    <w:p>
+      <w:pPr>
+        <w:pStyle w:val="ListNumber"/>
+        <w:keepNext w:val="0"/>
+        <w:keepLines w:val="0"/>
+        <w:widowControl/>
+      </w:pPr>
+      <w:r>
+        <w:t>俯拍茶席可同时容纳茶罐、盖碗、公道杯和成品茶汤</w:t>
+      </w:r>
+    </w:p>
+    <w:p>
+      <w:pPr>
+        <w:pStyle w:val="ListNumber"/>
+        <w:keepNext w:val="0"/>
+        <w:keepLines w:val="0"/>
+        <w:widowControl/>
+      </w:pPr>
+      <w:r>
+        <w:t>侧拍出汤动作可突出茶汤颜色和流动轨迹</w:t>
+      </w:r>
+    </w:p>
+    <w:p>
+      <w:pPr>
+        <w:pStyle w:val="ListNumber"/>
+        <w:keepNext w:val="0"/>
+        <w:keepLines w:val="0"/>
+        <w:widowControl/>
+      </w:pPr>
+      <w:r>
+        <w:t>茶汤在杯中轻晃时可观察清亮液体的光泽变化</w:t>
+      </w:r>
+    </w:p>
+    <w:p>
+      <w:pPr>
+        <w:pStyle w:val="ListNumber"/>
+        <w:keepNext w:val="0"/>
+        <w:keepLines w:val="0"/>
+        <w:widowControl/>
+      </w:pPr>
+      <w:r>
+        <w:t>从干茶到叶底可展示乌龙茶粒吸水舒展的连续变化</w:t>
+      </w:r>
+    </w:p>
+    <w:p>
+      <w:pPr>
+        <w:pStyle w:val="ListNumber"/>
+        <w:keepNext w:val="0"/>
+        <w:keepLines w:val="0"/>
+        <w:widowControl/>
+      </w:pPr>
+      <w:r>
+        <w:t>从投茶、注水到出汤可形成一条完整且可重复的冲泡动作</w:t>
+      </w:r>
+    </w:p>
+    <w:p>
+      <w:pPr>
+        <w:pStyle w:val="ListNumber"/>
+        <w:keepNext w:val="0"/>
+        <w:keepLines w:val="0"/>
+        <w:widowControl/>
+      </w:pPr>
+      <w:r>
+        <w:t>从茶罐取茶到回盖密封可形成简洁的日常取用过程</w:t>
       </w:r>
     </w:p>
     <w:sectPr>
@@ -1287,9 +1503,6 @@
     <w:qFormat/>
     <w:rsid w:val="00FC693F"/>
     <w:pPr>
-      <w:pBdr>
-        <w:bottom w:val="single" w:sz="8" w:space="4" w:color="4F81BD" w:themeColor="accent1"/>
-      </w:pBdr>
       <w:spacing w:after="100" w:line="240" w:lineRule="auto"/>
       <w:contextualSpacing/>
     </w:pPr>
